--- a/docs/oficial/3. IDENTIFICACION DE STAKEHOLDERS.docx
+++ b/docs/oficial/3. IDENTIFICACION DE STAKEHOLDERS.docx
@@ -77,7 +77,6 @@
     <w:p>
       <w:pPr>
         <w:spacing w:before="240" w:after="240"/>
-        <w:jc w:val="both"/>
       </w:pPr>
       <w:r>
         <w:rPr>
